--- a/legal/12-termination/18_BIEN_BAN_THANH_LY.docx
+++ b/legal/12-termination/18_BIEN_BAN_THANH_LY.docx
@@ -2,153 +2,247 @@
 <file path=word/document.xml><?xml version="1.0" encoding="utf-8"?>
 <w:document xmlns:wpc="http://schemas.microsoft.com/office/word/2010/wordprocessingCanvas" xmlns:mo="http://schemas.microsoft.com/office/mac/office/2008/main" xmlns:mc="http://schemas.openxmlformats.org/markup-compatibility/2006" xmlns:mv="urn:schemas-microsoft-com:mac:vml" xmlns:o="urn:schemas-microsoft-com:office:office" xmlns:r="http://schemas.openxmlformats.org/officeDocument/2006/relationships" xmlns:m="http://schemas.openxmlformats.org/officeDocument/2006/math" xmlns:v="urn:schemas-microsoft-com:vml" xmlns:wp14="http://schemas.microsoft.com/office/word/2010/wordprocessingDrawing" xmlns:wp="http://schemas.openxmlformats.org/drawingml/2006/wordprocessingDrawing" xmlns:w10="urn:schemas-microsoft-com:office:word" xmlns:w="http://schemas.openxmlformats.org/wordprocessingml/2006/main" xmlns:w14="http://schemas.microsoft.com/office/word/2010/wordml" xmlns:wpg="http://schemas.microsoft.com/office/word/2010/wordprocessingGroup" xmlns:wpi="http://schemas.microsoft.com/office/word/2010/wordprocessingInk" xmlns:wne="http://schemas.microsoft.com/office/word/2006/wordml" xmlns:wps="http://schemas.microsoft.com/office/word/2010/wordprocessingShape" mc:Ignorable="w14 wp14">
   <w:body>
+    <w:tbl>
+      <w:tblPr>
+        <w:tblW w:type="auto" w:w="0"/>
+        <w:jc w:val="center"/>
+        <w:tblLook w:firstColumn="1" w:firstRow="1" w:lastColumn="0" w:lastRow="0" w:noHBand="0" w:noVBand="1" w:val="04A0"/>
+        <w:tblBorders>
+          <w:top w:val="none"/>
+          <w:bottom w:val="none"/>
+          <w:left w:val="none"/>
+          <w:right w:val="none"/>
+          <w:insideH w:val="none"/>
+          <w:insideV w:val="none"/>
+        </w:tblBorders>
+      </w:tblPr>
+      <w:tblGrid>
+        <w:gridCol w:w="4874"/>
+        <w:gridCol w:w="4874"/>
+      </w:tblGrid>
+      <w:tr>
+        <w:trPr>
+          <w:cantSplit/>
+        </w:trPr>
+        <w:tc>
+          <w:tcPr>
+            <w:tcW w:type="dxa" w:w="4032"/>
+            <w:vAlign w:val="center"/>
+            <w:tcW w:w="4031" w:type="dxa"/>
+            <w:tcMar>
+              <w:top w:w="40" w:type="dxa"/>
+              <w:bottom w:w="40" w:type="dxa"/>
+              <w:left w:w="60" w:type="dxa"/>
+              <w:right w:w="60" w:type="dxa"/>
+            </w:tcMar>
+            <w:shd w:fill="FFFFFF"/>
+          </w:tcPr>
+          <w:p>
+            <w:r/>
+          </w:p>
+          <w:p>
+            <w:pPr>
+              <w:spacing w:before="0" w:after="40" w:line="276" w:lineRule="auto"/>
+              <w:jc w:val="center"/>
+            </w:pPr>
+            <w:r>
+              <w:rPr>
+                <w:b/>
+              </w:rPr>
+              <w:t>ĐƠN VỊ CUNG CẤP DỊCH VỤ</w:t>
+            </w:r>
+          </w:p>
+          <w:p>
+            <w:pPr>
+              <w:spacing w:before="0" w:after="40" w:line="276" w:lineRule="auto"/>
+              <w:jc w:val="center"/>
+            </w:pPr>
+            <w:r>
+              <w:rPr>
+                <w:b/>
+              </w:rPr>
+              <w:t>LOCALMATE VIỆT NAM</w:t>
+            </w:r>
+          </w:p>
+          <w:p>
+            <w:pPr>
+              <w:spacing w:before="0" w:after="40" w:line="276" w:lineRule="auto"/>
+              <w:jc w:val="center"/>
+            </w:pPr>
+            <w:r>
+              <w:t>Số: [SO_THANH_LY]/BBTL-LM/[NAM]</w:t>
+            </w:r>
+          </w:p>
+        </w:tc>
+        <w:tc>
+          <w:tcPr>
+            <w:tcW w:type="dxa" w:w="5717"/>
+            <w:vAlign w:val="center"/>
+            <w:tcW w:w="5716" w:type="dxa"/>
+            <w:tcMar>
+              <w:top w:w="40" w:type="dxa"/>
+              <w:bottom w:w="40" w:type="dxa"/>
+              <w:left w:w="60" w:type="dxa"/>
+              <w:right w:w="60" w:type="dxa"/>
+            </w:tcMar>
+            <w:shd w:fill="FFFFFF"/>
+          </w:tcPr>
+          <w:p>
+            <w:r/>
+          </w:p>
+          <w:p>
+            <w:pPr>
+              <w:spacing w:before="0" w:after="40" w:line="276" w:lineRule="auto"/>
+              <w:jc w:val="center"/>
+            </w:pPr>
+            <w:r>
+              <w:rPr>
+                <w:b/>
+                <w:sz w:val="23"/>
+              </w:rPr>
+              <w:t>CỘNG HÒA XÃ HỘI CHỦ NGHĨA VIỆT NAM</w:t>
+            </w:r>
+          </w:p>
+          <w:p>
+            <w:pPr>
+              <w:spacing w:before="0" w:after="40" w:line="276" w:lineRule="auto"/>
+              <w:jc w:val="center"/>
+            </w:pPr>
+            <w:r>
+              <w:rPr>
+                <w:b/>
+              </w:rPr>
+              <w:t>Độc lập - Tự do - Hạnh phúc</w:t>
+            </w:r>
+          </w:p>
+          <w:p>
+            <w:pPr>
+              <w:spacing w:before="0" w:after="40" w:line="276" w:lineRule="auto"/>
+              <w:jc w:val="center"/>
+            </w:pPr>
+            <w:r>
+              <w:rPr>
+                <w:color w:val="0F172A"/>
+                <w:sz w:val="16"/>
+              </w:rPr>
+              <w:t>――――――――――――――――</w:t>
+            </w:r>
+          </w:p>
+          <w:p>
+            <w:pPr>
+              <w:spacing w:before="0" w:after="40" w:line="276" w:lineRule="auto"/>
+              <w:jc w:val="center"/>
+            </w:pPr>
+            <w:r>
+              <w:rPr>
+                <w:i/>
+                <w:color w:val="64748B"/>
+                <w:sz w:val="19"/>
+              </w:rPr>
+              <w:t>Hà Nội, ngày [NGAY] tháng [THANG] năm 202[X]</w:t>
+            </w:r>
+          </w:p>
+        </w:tc>
+      </w:tr>
+    </w:tbl>
     <w:p>
       <w:pPr>
-        <w:spacing w:before="240" w:after="120" w:line="288" w:lineRule="auto"/>
+        <w:spacing w:before="0" w:after="80"/>
+      </w:pPr>
+    </w:p>
+    <w:p>
+      <w:pPr>
+        <w:spacing w:before="240" w:after="80" w:line="288" w:lineRule="auto"/>
         <w:jc w:val="center"/>
       </w:pPr>
       <w:r>
         <w:rPr>
           <w:b/>
-          <w:color w:val="0D7647"/>
-          <w:sz w:val="30"/>
+          <w:color w:val="0F172A"/>
+          <w:sz w:val="29"/>
         </w:rPr>
         <w:t>BIÊN BẢN THANH LÝ HỢP ĐỒNG VÀ QUYẾT TOÁN TÀI CHÍNH</w:t>
       </w:r>
     </w:p>
     <w:p>
       <w:pPr>
-        <w:spacing w:before="200" w:after="80" w:line="276" w:lineRule="auto"/>
-        <w:jc w:val="center"/>
+        <w:spacing w:before="20" w:after="60" w:line="276" w:lineRule="auto"/>
+        <w:jc w:val="both"/>
       </w:pPr>
       <w:r>
         <w:rPr>
           <w:b/>
-          <w:color w:val="0D7647"/>
-          <w:sz w:val="26"/>
         </w:rPr>
         <w:t>(CONTRACT LIQUIDATION &amp; FINAL FINANCIAL SETTLEMENT)</w:t>
       </w:r>
     </w:p>
     <w:p>
       <w:pPr>
-        <w:spacing w:after="80" w:before="0" w:line="276" w:lineRule="auto"/>
-        <w:jc w:val="left"/>
+        <w:spacing w:before="20" w:after="40" w:line="276" w:lineRule="auto"/>
+        <w:ind w:left="288"/>
+        <w:jc w:val="both"/>
       </w:pPr>
       <w:r>
         <w:rPr>
-          <w:b/>
-        </w:rPr>
-        <w:t>Mã hiệu văn bản:</w:t>
-      </w:r>
-      <w:r>
-        <w:t xml:space="preserve"> </w:t>
-      </w:r>
-      <w:r>
-        <w:rPr>
-          <w:rFonts w:ascii="Consolas" w:hAnsi="Consolas"/>
-          <w:color w:val="B42828"/>
+          <w:i/>
+          <w:color w:val="0F172A"/>
           <w:sz w:val="20"/>
         </w:rPr>
-        <w:t>LM-OPS-LIQ-18</w:t>
-      </w:r>
-      <w:r>
-        <w:t xml:space="preserve">  </w:t>
+        <w:t>- Căn cứ Bộ luật Dân sự số 91/2015/QH13 ngày 24/11/2015 (Điều 422 về các trường hợp chấm dứt hợp đồng);</w:t>
       </w:r>
     </w:p>
     <w:p>
       <w:pPr>
-        <w:spacing w:after="80" w:before="0" w:line="276" w:lineRule="auto"/>
-        <w:jc w:val="left"/>
+        <w:spacing w:before="20" w:after="40" w:line="276" w:lineRule="auto"/>
+        <w:ind w:left="288"/>
+        <w:jc w:val="both"/>
       </w:pPr>
       <w:r>
         <w:rPr>
           <w:i/>
+          <w:color w:val="0F172A"/>
+          <w:sz w:val="20"/>
         </w:rPr>
-        <w:t>(Căn cứ theo Hợp đồng Dịch vụ Khung số: [SO_HOP_DONG_MSA]/LM-MSA hoặc Đơn đặt hàng số: [SO_DON_HANG])</w:t>
-      </w:r>
-      <w:r>
-        <w:t xml:space="preserve">  </w:t>
+        <w:t>- Căn cứ Luật Thương mại số 36/2005/QH11 ngày 14/06/2005 (Điều 74, Điều 310 - 314);</w:t>
       </w:r>
     </w:p>
     <w:p>
       <w:pPr>
-        <w:spacing w:after="80" w:before="0" w:line="276" w:lineRule="auto"/>
-        <w:jc w:val="left"/>
+        <w:spacing w:before="20" w:after="40" w:line="276" w:lineRule="auto"/>
+        <w:ind w:left="288"/>
+        <w:jc w:val="both"/>
       </w:pPr>
       <w:r>
         <w:rPr>
-          <w:b/>
+          <w:i/>
+          <w:color w:val="0F172A"/>
+          <w:sz w:val="20"/>
         </w:rPr>
-        <w:t>Căn cứ pháp lý:</w:t>
-      </w:r>
-      <w:r>
-        <w:t xml:space="preserve">  </w:t>
+        <w:t>- Căn cứ Hợp đồng Dịch vụ số: [SO_HOP_DONG_MSA] ký ngày [NGAY_KY_HD] giữa Hai Bên;</w:t>
       </w:r>
     </w:p>
     <w:p>
       <w:pPr>
-        <w:spacing w:after="60" w:before="20" w:line="276" w:lineRule="auto"/>
-        <w:ind w:left="360"/>
-        <w:jc w:val="left"/>
+        <w:spacing w:before="20" w:after="40" w:line="276" w:lineRule="auto"/>
+        <w:ind w:left="288"/>
+        <w:jc w:val="both"/>
       </w:pPr>
       <w:r>
         <w:rPr>
           <w:i/>
+          <w:color w:val="0F172A"/>
+          <w:sz w:val="20"/>
         </w:rPr>
-        <w:t>•  Bộ luật Dân sự số 91/2015/QH13 (Điều 422 về các trường hợp chấm dứt hợp đồng);</w:t>
-      </w:r>
-      <w:r>
-        <w:t xml:space="preserve">  </w:t>
+        <w:t>- Căn cứ Biên bản nghiệm thu hoàn thành số: [SO_NGHIEM_THU]/BBNT-LM ký ngày [NGAY_KY_NGHIEM_THU].</w:t>
       </w:r>
     </w:p>
     <w:p>
       <w:pPr>
-        <w:spacing w:after="60" w:before="20" w:line="276" w:lineRule="auto"/>
-        <w:ind w:left="360"/>
-        <w:jc w:val="left"/>
+        <w:spacing w:before="20" w:after="60" w:line="276" w:lineRule="auto"/>
+        <w:jc w:val="both"/>
       </w:pPr>
       <w:r>
-        <w:rPr>
-          <w:i/>
-        </w:rPr>
-        <w:t>•  Luật Thương mại số 36/2005/QH11 (Điều 74, Điều 310 - 314);</w:t>
-      </w:r>
-      <w:r>
-        <w:t xml:space="preserve">  </w:t>
-      </w:r>
-    </w:p>
-    <w:p>
-      <w:pPr>
-        <w:spacing w:after="60" w:before="20" w:line="276" w:lineRule="auto"/>
-        <w:ind w:left="360"/>
-        <w:jc w:val="left"/>
-      </w:pPr>
-      <w:r>
-        <w:rPr>
-          <w:i/>
-        </w:rPr>
-        <w:t>•  Biên bản nghiệm thu hoàn thành số: `LM-OPS-ACC-16` ký ngày [NGAY_KY_NGHIEM_THU].</w:t>
-      </w:r>
-    </w:p>
-    <w:p>
-      <w:pPr>
-        <w:spacing w:after="120" w:before="80"/>
-      </w:pPr>
-      <w:r>
-        <w:rPr>
-          <w:color w:val="CBD5E1"/>
-        </w:rPr>
-        <w:t>―――――――――――――――――――――――――――――――――――――――――――――――――――――――</w:t>
-      </w:r>
-    </w:p>
-    <w:p>
-      <w:pPr>
-        <w:spacing w:after="80" w:before="0" w:line="276" w:lineRule="auto"/>
-        <w:jc w:val="left"/>
-      </w:pPr>
-      <w:r>
-        <w:t xml:space="preserve">Hôm nay, ngày [NGAY] tháng [THANG] năm 202[X], tại [DIA_DIEM], Hai Bên tiến hành lập và ký Biên bản thanh lý hợp đồng đối với dự án: </w:t>
+        <w:t xml:space="preserve">Hôm nay, ngày [NGAY] tháng [THANG] năm 202[X], tại trụ sở các bên, Hai Bên tiến hành lập và ký Biên bản thanh lý hợp đồng đối với dự án: </w:t>
       </w:r>
       <w:r>
         <w:rPr>
@@ -162,28 +256,29 @@
     </w:p>
     <w:p>
       <w:pPr>
-        <w:spacing w:before="160" w:after="60"/>
+        <w:spacing w:before="180" w:after="60" w:line="276" w:lineRule="auto"/>
+        <w:jc w:val="left"/>
       </w:pPr>
       <w:r>
         <w:rPr>
           <w:b/>
-          <w:color w:val="0D7647"/>
-          <w:sz w:val="23"/>
+          <w:color w:val="0F172A"/>
+          <w:sz w:val="22"/>
         </w:rPr>
         <w:t>BÊN SỬ DỤNG DỊCH VỤ (BÊN A - KHÁCH HÀNG):</w:t>
       </w:r>
     </w:p>
     <w:p>
       <w:pPr>
-        <w:spacing w:after="60" w:before="20" w:line="276" w:lineRule="auto"/>
+        <w:spacing w:before="20" w:after="40" w:line="276" w:lineRule="auto"/>
         <w:ind w:left="360"/>
-        <w:jc w:val="left"/>
+        <w:jc w:val="both"/>
       </w:pPr>
       <w:r>
         <w:rPr>
           <w:b/>
         </w:rPr>
-        <w:t>•  Tên doanh nghiệp / Hộ kinh doanh:</w:t>
+        <w:t>Tên doanh nghiệp / Hộ kinh doanh:</w:t>
       </w:r>
       <w:r>
         <w:t xml:space="preserve"> [TEN_KHACH_HANG]</w:t>
@@ -191,15 +286,15 @@
     </w:p>
     <w:p>
       <w:pPr>
-        <w:spacing w:after="60" w:before="20" w:line="276" w:lineRule="auto"/>
+        <w:spacing w:before="20" w:after="40" w:line="276" w:lineRule="auto"/>
         <w:ind w:left="360"/>
-        <w:jc w:val="left"/>
+        <w:jc w:val="both"/>
       </w:pPr>
       <w:r>
         <w:rPr>
           <w:b/>
         </w:rPr>
-        <w:t>•  Mã số thuế:</w:t>
+        <w:t>Mã số thuế:</w:t>
       </w:r>
       <w:r>
         <w:t xml:space="preserve"> [MST_KHACH_HANG]</w:t>
@@ -207,15 +302,15 @@
     </w:p>
     <w:p>
       <w:pPr>
-        <w:spacing w:after="60" w:before="20" w:line="276" w:lineRule="auto"/>
+        <w:spacing w:before="20" w:after="40" w:line="276" w:lineRule="auto"/>
         <w:ind w:left="360"/>
-        <w:jc w:val="left"/>
+        <w:jc w:val="both"/>
       </w:pPr>
       <w:r>
         <w:rPr>
           <w:b/>
         </w:rPr>
-        <w:t>•  Địa chỉ:</w:t>
+        <w:t>Địa chỉ:</w:t>
       </w:r>
       <w:r>
         <w:t xml:space="preserve"> [DIA_CHI_KHACH_HANG]</w:t>
@@ -223,15 +318,15 @@
     </w:p>
     <w:p>
       <w:pPr>
-        <w:spacing w:after="60" w:before="20" w:line="276" w:lineRule="auto"/>
+        <w:spacing w:before="20" w:after="40" w:line="276" w:lineRule="auto"/>
         <w:ind w:left="360"/>
-        <w:jc w:val="left"/>
+        <w:jc w:val="both"/>
       </w:pPr>
       <w:r>
         <w:rPr>
           <w:b/>
         </w:rPr>
-        <w:t>•  Đại diện pháp luật:</w:t>
+        <w:t>Đại diện pháp luật:</w:t>
       </w:r>
       <w:r>
         <w:t xml:space="preserve"> [NGUOI_DAI_DIEN_A] | </w:t>
@@ -248,28 +343,29 @@
     </w:p>
     <w:p>
       <w:pPr>
-        <w:spacing w:before="160" w:after="60"/>
+        <w:spacing w:before="180" w:after="60" w:line="276" w:lineRule="auto"/>
+        <w:jc w:val="left"/>
       </w:pPr>
       <w:r>
         <w:rPr>
           <w:b/>
-          <w:color w:val="0D7647"/>
-          <w:sz w:val="23"/>
+          <w:color w:val="0F172A"/>
+          <w:sz w:val="22"/>
         </w:rPr>
         <w:t>BÊN CUNG CẤP DỊCH VỤ (BÊN B - LOCALMATE):</w:t>
       </w:r>
     </w:p>
     <w:p>
       <w:pPr>
-        <w:spacing w:after="60" w:before="20" w:line="276" w:lineRule="auto"/>
+        <w:spacing w:before="20" w:after="40" w:line="276" w:lineRule="auto"/>
         <w:ind w:left="360"/>
-        <w:jc w:val="left"/>
+        <w:jc w:val="both"/>
       </w:pPr>
       <w:r>
         <w:rPr>
           <w:b/>
         </w:rPr>
-        <w:t>•  Tổ chức:</w:t>
+        <w:t>Tổ chức:</w:t>
       </w:r>
       <w:r>
         <w:t xml:space="preserve"> [LOCALMATE_LEGAL_NAME]</w:t>
@@ -277,15 +373,15 @@
     </w:p>
     <w:p>
       <w:pPr>
-        <w:spacing w:after="60" w:before="20" w:line="276" w:lineRule="auto"/>
+        <w:spacing w:before="20" w:after="40" w:line="276" w:lineRule="auto"/>
         <w:ind w:left="360"/>
-        <w:jc w:val="left"/>
+        <w:jc w:val="both"/>
       </w:pPr>
       <w:r>
         <w:rPr>
           <w:b/>
         </w:rPr>
-        <w:t>•  Mã số thuế:</w:t>
+        <w:t>Mã số thuế:</w:t>
       </w:r>
       <w:r>
         <w:t xml:space="preserve"> [MST]</w:t>
@@ -293,15 +389,15 @@
     </w:p>
     <w:p>
       <w:pPr>
-        <w:spacing w:after="60" w:before="20" w:line="276" w:lineRule="auto"/>
+        <w:spacing w:before="20" w:after="40" w:line="276" w:lineRule="auto"/>
         <w:ind w:left="360"/>
-        <w:jc w:val="left"/>
+        <w:jc w:val="both"/>
       </w:pPr>
       <w:r>
         <w:rPr>
           <w:b/>
         </w:rPr>
-        <w:t>•  Địa chỉ:</w:t>
+        <w:t>Địa chỉ:</w:t>
       </w:r>
       <w:r>
         <w:t xml:space="preserve"> [ADDRESS]</w:t>
@@ -309,15 +405,15 @@
     </w:p>
     <w:p>
       <w:pPr>
-        <w:spacing w:after="60" w:before="20" w:line="276" w:lineRule="auto"/>
+        <w:spacing w:before="20" w:after="40" w:line="276" w:lineRule="auto"/>
         <w:ind w:left="360"/>
-        <w:jc w:val="left"/>
+        <w:jc w:val="both"/>
       </w:pPr>
       <w:r>
         <w:rPr>
           <w:b/>
         </w:rPr>
-        <w:t>•  Đại diện pháp luật:</w:t>
+        <w:t>Đại diện pháp luật:</w:t>
       </w:r>
       <w:r>
         <w:t xml:space="preserve"> [REPRESENTATIVE] | </w:t>
@@ -334,15 +430,15 @@
     </w:p>
     <w:p>
       <w:pPr>
-        <w:spacing w:after="60" w:before="20" w:line="276" w:lineRule="auto"/>
+        <w:spacing w:before="20" w:after="40" w:line="276" w:lineRule="auto"/>
         <w:ind w:left="360"/>
-        <w:jc w:val="left"/>
+        <w:jc w:val="both"/>
       </w:pPr>
       <w:r>
         <w:rPr>
           <w:b/>
         </w:rPr>
-        <w:t>•  Hotline:</w:t>
+        <w:t>Hotline:</w:t>
       </w:r>
       <w:r>
         <w:t xml:space="preserve"> 0834.422.439 | </w:t>
@@ -359,32 +455,22 @@
     </w:p>
     <w:p>
       <w:pPr>
-        <w:spacing w:after="120" w:before="80"/>
-      </w:pPr>
-      <w:r>
-        <w:rPr>
-          <w:color w:val="CBD5E1"/>
-        </w:rPr>
-        <w:t>―――――――――――――――――――――――――――――――――――――――――――――――――――――――</w:t>
-      </w:r>
-    </w:p>
-    <w:p>
-      <w:pPr>
-        <w:spacing w:before="160" w:after="60"/>
+        <w:spacing w:before="180" w:after="60" w:line="276" w:lineRule="auto"/>
+        <w:jc w:val="left"/>
       </w:pPr>
       <w:r>
         <w:rPr>
           <w:b/>
-          <w:color w:val="0D7647"/>
-          <w:sz w:val="23"/>
+          <w:color w:val="0F172A"/>
+          <w:sz w:val="22"/>
         </w:rPr>
         <w:t>ĐIỀU 1. ĐÁNH GIÁ TÌNH HÌNH THỰC HIỆN HỢP ĐỒNG</w:t>
       </w:r>
     </w:p>
     <w:p>
       <w:pPr>
-        <w:spacing w:after="80" w:before="0" w:line="276" w:lineRule="auto"/>
-        <w:jc w:val="left"/>
+        <w:spacing w:before="20" w:after="60" w:line="276" w:lineRule="auto"/>
+        <w:jc w:val="both"/>
       </w:pPr>
       <w:r>
         <w:t>Hai Bên cùng nhau kiểm tra, đối chiếu và xác nhận tình hình thực hiện công việc theo Hợp đồng như sau:</w:t>
@@ -392,9 +478,8 @@
     </w:p>
     <w:p>
       <w:pPr>
-        <w:spacing w:after="60" w:before="20" w:line="276" w:lineRule="auto"/>
-        <w:ind w:left="288"/>
-        <w:jc w:val="left"/>
+        <w:spacing w:before="20" w:after="60" w:line="276" w:lineRule="auto"/>
+        <w:jc w:val="both"/>
       </w:pPr>
       <w:r>
         <w:t xml:space="preserve">1. </w:t>
@@ -408,12 +493,12 @@
     </w:p>
     <w:p>
       <w:pPr>
-        <w:spacing w:after="60" w:before="20" w:line="276" w:lineRule="auto"/>
+        <w:spacing w:before="20" w:after="40" w:line="276" w:lineRule="auto"/>
         <w:ind w:left="360"/>
-        <w:jc w:val="left"/>
+        <w:jc w:val="both"/>
       </w:pPr>
       <w:r>
-        <w:t xml:space="preserve">•  [x] </w:t>
+        <w:t xml:space="preserve">[x] </w:t>
       </w:r>
       <w:r>
         <w:rPr>
@@ -427,8 +512,7 @@
       <w:r>
         <w:rPr>
           <w:rFonts w:ascii="Consolas" w:hAnsi="Consolas"/>
-          <w:color w:val="B42828"/>
-          <w:sz w:val="20"/>
+          <w:sz w:val="19"/>
         </w:rPr>
         <w:t>LM-OPS-ACC-16</w:t>
       </w:r>
@@ -438,8 +522,7 @@
       <w:r>
         <w:rPr>
           <w:rFonts w:ascii="Consolas" w:hAnsi="Consolas"/>
-          <w:color w:val="B42828"/>
-          <w:sz w:val="20"/>
+          <w:sz w:val="19"/>
         </w:rPr>
         <w:t>LM-OPS-HND-17</w:t>
       </w:r>
@@ -449,12 +532,12 @@
     </w:p>
     <w:p>
       <w:pPr>
-        <w:spacing w:after="60" w:before="20" w:line="276" w:lineRule="auto"/>
+        <w:spacing w:before="20" w:after="40" w:line="276" w:lineRule="auto"/>
         <w:ind w:left="360"/>
-        <w:jc w:val="left"/>
+        <w:jc w:val="both"/>
       </w:pPr>
       <w:r>
-        <w:t xml:space="preserve">•  [ ] </w:t>
+        <w:t xml:space="preserve">[ ] </w:t>
       </w:r>
       <w:r>
         <w:rPr>
@@ -468,9 +551,8 @@
     </w:p>
     <w:p>
       <w:pPr>
-        <w:spacing w:after="60" w:before="20" w:line="276" w:lineRule="auto"/>
-        <w:ind w:left="288"/>
-        <w:jc w:val="left"/>
+        <w:spacing w:before="20" w:after="60" w:line="276" w:lineRule="auto"/>
+        <w:jc w:val="both"/>
       </w:pPr>
       <w:r>
         <w:t xml:space="preserve">2. </w:t>
@@ -487,32 +569,22 @@
     </w:p>
     <w:p>
       <w:pPr>
-        <w:spacing w:after="120" w:before="80"/>
-      </w:pPr>
-      <w:r>
-        <w:rPr>
-          <w:color w:val="CBD5E1"/>
-        </w:rPr>
-        <w:t>―――――――――――――――――――――――――――――――――――――――――――――――――――――――</w:t>
-      </w:r>
-    </w:p>
-    <w:p>
-      <w:pPr>
-        <w:spacing w:before="160" w:after="60"/>
+        <w:spacing w:before="180" w:after="60" w:line="276" w:lineRule="auto"/>
+        <w:jc w:val="left"/>
       </w:pPr>
       <w:r>
         <w:rPr>
           <w:b/>
-          <w:color w:val="0D7647"/>
-          <w:sz w:val="23"/>
+          <w:color w:val="0F172A"/>
+          <w:sz w:val="22"/>
         </w:rPr>
         <w:t>ĐIỀU 2. QUYẾT TOÁN GIÁ TRỊ HỢP ĐỒNG VÀ NGHĨA VỤ TÀI CHÍNH</w:t>
       </w:r>
     </w:p>
     <w:p>
       <w:pPr>
-        <w:spacing w:after="80" w:before="0" w:line="276" w:lineRule="auto"/>
-        <w:jc w:val="left"/>
+        <w:spacing w:before="20" w:after="60" w:line="276" w:lineRule="auto"/>
+        <w:jc w:val="both"/>
       </w:pPr>
       <w:r>
         <w:t>Bảng quyết toán công nợ và nghĩa vụ thanh toán giữa Hai Bên chi tiết như sau:</w:t>
@@ -533,22 +605,26 @@
         </w:tblBorders>
       </w:tblPr>
       <w:tblGrid>
-        <w:gridCol w:w="3202"/>
-        <w:gridCol w:w="3202"/>
-        <w:gridCol w:w="3202"/>
+        <w:gridCol w:w="3250"/>
+        <w:gridCol w:w="3250"/>
+        <w:gridCol w:w="3250"/>
       </w:tblGrid>
       <w:tr>
+        <w:trPr>
+          <w:cantSplit/>
+        </w:trPr>
         <w:tc>
           <w:tcPr>
-            <w:tcW w:type="dxa" w:w="3202"/>
+            <w:tcW w:type="dxa" w:w="3600"/>
             <w:vAlign w:val="center"/>
+            <w:tcW w:w="3600" w:type="dxa"/>
             <w:tcMar>
-              <w:top w:w="120" w:type="dxa"/>
-              <w:bottom w:w="120" w:type="dxa"/>
-              <w:left w:w="160" w:type="dxa"/>
-              <w:right w:w="160" w:type="dxa"/>
+              <w:top w:w="90" w:type="dxa"/>
+              <w:bottom w:w="90" w:type="dxa"/>
+              <w:left w:w="100" w:type="dxa"/>
+              <w:right w:w="100" w:type="dxa"/>
             </w:tcMar>
-            <w:shd w:fill="EDF7F1"/>
+            <w:shd w:fill="F8FAFC"/>
           </w:tcPr>
           <w:p>
             <w:r/>
@@ -561,7 +637,7 @@
             <w:r>
               <w:rPr>
                 <w:b/>
-                <w:color w:val="0D7647"/>
+                <w:sz w:val="20"/>
               </w:rPr>
               <w:t>KHOẢN MỤC TÀI CHÍNH</w:t>
             </w:r>
@@ -569,15 +645,16 @@
         </w:tc>
         <w:tc>
           <w:tcPr>
-            <w:tcW w:type="dxa" w:w="3202"/>
+            <w:tcW w:type="dxa" w:w="2592"/>
             <w:vAlign w:val="center"/>
+            <w:tcW w:w="2592" w:type="dxa"/>
             <w:tcMar>
-              <w:top w:w="120" w:type="dxa"/>
-              <w:bottom w:w="120" w:type="dxa"/>
-              <w:left w:w="160" w:type="dxa"/>
-              <w:right w:w="160" w:type="dxa"/>
+              <w:top w:w="90" w:type="dxa"/>
+              <w:bottom w:w="90" w:type="dxa"/>
+              <w:left w:w="100" w:type="dxa"/>
+              <w:right w:w="100" w:type="dxa"/>
             </w:tcMar>
-            <w:shd w:fill="EDF7F1"/>
+            <w:shd w:fill="F8FAFC"/>
           </w:tcPr>
           <w:p>
             <w:r/>
@@ -590,7 +667,7 @@
             <w:r>
               <w:rPr>
                 <w:b/>
-                <w:color w:val="0D7647"/>
+                <w:sz w:val="20"/>
               </w:rPr>
               <w:t>SỐ TIỀN (VND)</w:t>
             </w:r>
@@ -598,15 +675,16 @@
         </w:tc>
         <w:tc>
           <w:tcPr>
-            <w:tcW w:type="dxa" w:w="3202"/>
+            <w:tcW w:type="dxa" w:w="3557"/>
             <w:vAlign w:val="center"/>
+            <w:tcW w:w="3556" w:type="dxa"/>
             <w:tcMar>
-              <w:top w:w="120" w:type="dxa"/>
-              <w:bottom w:w="120" w:type="dxa"/>
-              <w:left w:w="160" w:type="dxa"/>
-              <w:right w:w="160" w:type="dxa"/>
+              <w:top w:w="90" w:type="dxa"/>
+              <w:bottom w:w="90" w:type="dxa"/>
+              <w:left w:w="100" w:type="dxa"/>
+              <w:right w:w="100" w:type="dxa"/>
             </w:tcMar>
-            <w:shd w:fill="EDF7F1"/>
+            <w:shd w:fill="F8FAFC"/>
           </w:tcPr>
           <w:p>
             <w:r/>
@@ -619,7 +697,7 @@
             <w:r>
               <w:rPr>
                 <w:b/>
-                <w:color w:val="0D7647"/>
+                <w:sz w:val="20"/>
               </w:rPr>
               <w:t>GHI CHÚ ĐỐI CHIẾU</w:t>
             </w:r>
@@ -627,17 +705,21 @@
         </w:tc>
       </w:tr>
       <w:tr>
+        <w:trPr>
+          <w:cantSplit/>
+        </w:trPr>
         <w:tc>
           <w:tcPr>
-            <w:tcW w:type="dxa" w:w="3202"/>
+            <w:tcW w:type="dxa" w:w="3600"/>
             <w:vAlign w:val="center"/>
+            <w:tcW w:w="3600" w:type="dxa"/>
             <w:tcMar>
-              <w:top w:w="120" w:type="dxa"/>
-              <w:bottom w:w="120" w:type="dxa"/>
-              <w:left w:w="160" w:type="dxa"/>
-              <w:right w:w="160" w:type="dxa"/>
+              <w:top w:w="80" w:type="dxa"/>
+              <w:bottom w:w="80" w:type="dxa"/>
+              <w:left w:w="100" w:type="dxa"/>
+              <w:right w:w="100" w:type="dxa"/>
             </w:tcMar>
-            <w:shd w:fill="F8FAFC"/>
+            <w:shd w:fill="FFFFFF"/>
           </w:tcPr>
           <w:p>
             <w:r/>
@@ -654,15 +736,16 @@
         </w:tc>
         <w:tc>
           <w:tcPr>
-            <w:tcW w:type="dxa" w:w="3202"/>
+            <w:tcW w:type="dxa" w:w="2592"/>
             <w:vAlign w:val="center"/>
+            <w:tcW w:w="2592" w:type="dxa"/>
             <w:tcMar>
-              <w:top w:w="120" w:type="dxa"/>
-              <w:bottom w:w="120" w:type="dxa"/>
-              <w:left w:w="160" w:type="dxa"/>
-              <w:right w:w="160" w:type="dxa"/>
+              <w:top w:w="80" w:type="dxa"/>
+              <w:bottom w:w="80" w:type="dxa"/>
+              <w:left w:w="100" w:type="dxa"/>
+              <w:right w:w="100" w:type="dxa"/>
             </w:tcMar>
-            <w:shd w:fill="F8FAFC"/>
+            <w:shd w:fill="FFFFFF"/>
           </w:tcPr>
           <w:p>
             <w:r/>
@@ -682,15 +765,16 @@
         </w:tc>
         <w:tc>
           <w:tcPr>
-            <w:tcW w:type="dxa" w:w="3202"/>
+            <w:tcW w:type="dxa" w:w="3557"/>
             <w:vAlign w:val="center"/>
+            <w:tcW w:w="3556" w:type="dxa"/>
             <w:tcMar>
-              <w:top w:w="120" w:type="dxa"/>
-              <w:bottom w:w="120" w:type="dxa"/>
-              <w:left w:w="160" w:type="dxa"/>
-              <w:right w:w="160" w:type="dxa"/>
+              <w:top w:w="80" w:type="dxa"/>
+              <w:bottom w:w="80" w:type="dxa"/>
+              <w:left w:w="100" w:type="dxa"/>
+              <w:right w:w="100" w:type="dxa"/>
             </w:tcMar>
-            <w:shd w:fill="F8FAFC"/>
+            <w:shd w:fill="FFFFFF"/>
           </w:tcPr>
           <w:p>
             <w:r/>
@@ -714,17 +798,21 @@
         </w:tc>
       </w:tr>
       <w:tr>
+        <w:trPr>
+          <w:cantSplit/>
+        </w:trPr>
         <w:tc>
           <w:tcPr>
-            <w:tcW w:type="dxa" w:w="3202"/>
+            <w:tcW w:type="dxa" w:w="3600"/>
             <w:vAlign w:val="center"/>
+            <w:tcW w:w="3600" w:type="dxa"/>
             <w:tcMar>
-              <w:top w:w="120" w:type="dxa"/>
-              <w:bottom w:w="120" w:type="dxa"/>
-              <w:left w:w="160" w:type="dxa"/>
-              <w:right w:w="160" w:type="dxa"/>
+              <w:top w:w="80" w:type="dxa"/>
+              <w:bottom w:w="80" w:type="dxa"/>
+              <w:left w:w="100" w:type="dxa"/>
+              <w:right w:w="100" w:type="dxa"/>
             </w:tcMar>
-            <w:shd w:fill="FFFFFF"/>
+            <w:shd w:fill="FAFAFA"/>
           </w:tcPr>
           <w:p>
             <w:r/>
@@ -741,15 +829,16 @@
         </w:tc>
         <w:tc>
           <w:tcPr>
-            <w:tcW w:type="dxa" w:w="3202"/>
+            <w:tcW w:type="dxa" w:w="2592"/>
             <w:vAlign w:val="center"/>
+            <w:tcW w:w="2592" w:type="dxa"/>
             <w:tcMar>
-              <w:top w:w="120" w:type="dxa"/>
-              <w:bottom w:w="120" w:type="dxa"/>
-              <w:left w:w="160" w:type="dxa"/>
-              <w:right w:w="160" w:type="dxa"/>
+              <w:top w:w="80" w:type="dxa"/>
+              <w:bottom w:w="80" w:type="dxa"/>
+              <w:left w:w="100" w:type="dxa"/>
+              <w:right w:w="100" w:type="dxa"/>
             </w:tcMar>
-            <w:shd w:fill="FFFFFF"/>
+            <w:shd w:fill="FAFAFA"/>
           </w:tcPr>
           <w:p>
             <w:r/>
@@ -769,15 +858,16 @@
         </w:tc>
         <w:tc>
           <w:tcPr>
-            <w:tcW w:type="dxa" w:w="3202"/>
+            <w:tcW w:type="dxa" w:w="3557"/>
             <w:vAlign w:val="center"/>
+            <w:tcW w:w="3556" w:type="dxa"/>
             <w:tcMar>
-              <w:top w:w="120" w:type="dxa"/>
-              <w:bottom w:w="120" w:type="dxa"/>
-              <w:left w:w="160" w:type="dxa"/>
-              <w:right w:w="160" w:type="dxa"/>
+              <w:top w:w="80" w:type="dxa"/>
+              <w:bottom w:w="80" w:type="dxa"/>
+              <w:left w:w="100" w:type="dxa"/>
+              <w:right w:w="100" w:type="dxa"/>
             </w:tcMar>
-            <w:shd w:fill="FFFFFF"/>
+            <w:shd w:fill="FAFAFA"/>
           </w:tcPr>
           <w:p>
             <w:r/>
@@ -794,17 +884,21 @@
         </w:tc>
       </w:tr>
       <w:tr>
+        <w:trPr>
+          <w:cantSplit/>
+        </w:trPr>
         <w:tc>
           <w:tcPr>
-            <w:tcW w:type="dxa" w:w="3202"/>
+            <w:tcW w:type="dxa" w:w="3600"/>
             <w:vAlign w:val="center"/>
+            <w:tcW w:w="3600" w:type="dxa"/>
             <w:tcMar>
-              <w:top w:w="120" w:type="dxa"/>
-              <w:bottom w:w="120" w:type="dxa"/>
-              <w:left w:w="160" w:type="dxa"/>
-              <w:right w:w="160" w:type="dxa"/>
+              <w:top w:w="80" w:type="dxa"/>
+              <w:bottom w:w="80" w:type="dxa"/>
+              <w:left w:w="100" w:type="dxa"/>
+              <w:right w:w="100" w:type="dxa"/>
             </w:tcMar>
-            <w:shd w:fill="F8FAFC"/>
+            <w:shd w:fill="FFFFFF"/>
           </w:tcPr>
           <w:p>
             <w:r/>
@@ -821,15 +915,16 @@
         </w:tc>
         <w:tc>
           <w:tcPr>
-            <w:tcW w:type="dxa" w:w="3202"/>
+            <w:tcW w:type="dxa" w:w="2592"/>
             <w:vAlign w:val="center"/>
+            <w:tcW w:w="2592" w:type="dxa"/>
             <w:tcMar>
-              <w:top w:w="120" w:type="dxa"/>
-              <w:bottom w:w="120" w:type="dxa"/>
-              <w:left w:w="160" w:type="dxa"/>
-              <w:right w:w="160" w:type="dxa"/>
+              <w:top w:w="80" w:type="dxa"/>
+              <w:bottom w:w="80" w:type="dxa"/>
+              <w:left w:w="100" w:type="dxa"/>
+              <w:right w:w="100" w:type="dxa"/>
             </w:tcMar>
-            <w:shd w:fill="F8FAFC"/>
+            <w:shd w:fill="FFFFFF"/>
           </w:tcPr>
           <w:p>
             <w:r/>
@@ -849,15 +944,16 @@
         </w:tc>
         <w:tc>
           <w:tcPr>
-            <w:tcW w:type="dxa" w:w="3202"/>
+            <w:tcW w:type="dxa" w:w="3557"/>
             <w:vAlign w:val="center"/>
+            <w:tcW w:w="3556" w:type="dxa"/>
             <w:tcMar>
-              <w:top w:w="120" w:type="dxa"/>
-              <w:bottom w:w="120" w:type="dxa"/>
-              <w:left w:w="160" w:type="dxa"/>
-              <w:right w:w="160" w:type="dxa"/>
+              <w:top w:w="80" w:type="dxa"/>
+              <w:bottom w:w="80" w:type="dxa"/>
+              <w:left w:w="100" w:type="dxa"/>
+              <w:right w:w="100" w:type="dxa"/>
             </w:tcMar>
-            <w:shd w:fill="F8FAFC"/>
+            <w:shd w:fill="FFFFFF"/>
           </w:tcPr>
           <w:p>
             <w:r/>
@@ -874,17 +970,21 @@
         </w:tc>
       </w:tr>
       <w:tr>
+        <w:trPr>
+          <w:cantSplit/>
+        </w:trPr>
         <w:tc>
           <w:tcPr>
-            <w:tcW w:type="dxa" w:w="3202"/>
+            <w:tcW w:type="dxa" w:w="3600"/>
             <w:vAlign w:val="center"/>
+            <w:tcW w:w="3600" w:type="dxa"/>
             <w:tcMar>
-              <w:top w:w="120" w:type="dxa"/>
-              <w:bottom w:w="120" w:type="dxa"/>
-              <w:left w:w="160" w:type="dxa"/>
-              <w:right w:w="160" w:type="dxa"/>
+              <w:top w:w="80" w:type="dxa"/>
+              <w:bottom w:w="80" w:type="dxa"/>
+              <w:left w:w="100" w:type="dxa"/>
+              <w:right w:w="100" w:type="dxa"/>
             </w:tcMar>
-            <w:shd w:fill="FFFFFF"/>
+            <w:shd w:fill="FAFAFA"/>
           </w:tcPr>
           <w:p>
             <w:r/>
@@ -904,15 +1004,16 @@
         </w:tc>
         <w:tc>
           <w:tcPr>
-            <w:tcW w:type="dxa" w:w="3202"/>
+            <w:tcW w:type="dxa" w:w="2592"/>
             <w:vAlign w:val="center"/>
+            <w:tcW w:w="2592" w:type="dxa"/>
             <w:tcMar>
-              <w:top w:w="120" w:type="dxa"/>
-              <w:bottom w:w="120" w:type="dxa"/>
-              <w:left w:w="160" w:type="dxa"/>
-              <w:right w:w="160" w:type="dxa"/>
+              <w:top w:w="80" w:type="dxa"/>
+              <w:bottom w:w="80" w:type="dxa"/>
+              <w:left w:w="100" w:type="dxa"/>
+              <w:right w:w="100" w:type="dxa"/>
             </w:tcMar>
-            <w:shd w:fill="FFFFFF"/>
+            <w:shd w:fill="FAFAFA"/>
           </w:tcPr>
           <w:p>
             <w:r/>
@@ -932,15 +1033,16 @@
         </w:tc>
         <w:tc>
           <w:tcPr>
-            <w:tcW w:type="dxa" w:w="3202"/>
+            <w:tcW w:type="dxa" w:w="3557"/>
             <w:vAlign w:val="center"/>
+            <w:tcW w:w="3556" w:type="dxa"/>
             <w:tcMar>
-              <w:top w:w="120" w:type="dxa"/>
-              <w:bottom w:w="120" w:type="dxa"/>
-              <w:left w:w="160" w:type="dxa"/>
-              <w:right w:w="160" w:type="dxa"/>
+              <w:top w:w="80" w:type="dxa"/>
+              <w:bottom w:w="80" w:type="dxa"/>
+              <w:left w:w="100" w:type="dxa"/>
+              <w:right w:w="100" w:type="dxa"/>
             </w:tcMar>
-            <w:shd w:fill="FFFFFF"/>
+            <w:shd w:fill="FAFAFA"/>
           </w:tcPr>
           <w:p>
             <w:r/>
@@ -960,17 +1062,21 @@
         </w:tc>
       </w:tr>
       <w:tr>
+        <w:trPr>
+          <w:cantSplit/>
+        </w:trPr>
         <w:tc>
           <w:tcPr>
-            <w:tcW w:type="dxa" w:w="3202"/>
+            <w:tcW w:type="dxa" w:w="3600"/>
             <w:vAlign w:val="center"/>
+            <w:tcW w:w="3600" w:type="dxa"/>
             <w:tcMar>
-              <w:top w:w="120" w:type="dxa"/>
-              <w:bottom w:w="120" w:type="dxa"/>
-              <w:left w:w="160" w:type="dxa"/>
-              <w:right w:w="160" w:type="dxa"/>
+              <w:top w:w="80" w:type="dxa"/>
+              <w:bottom w:w="80" w:type="dxa"/>
+              <w:left w:w="100" w:type="dxa"/>
+              <w:right w:w="100" w:type="dxa"/>
             </w:tcMar>
-            <w:shd w:fill="F8FAFC"/>
+            <w:shd w:fill="FFFFFF"/>
           </w:tcPr>
           <w:p>
             <w:r/>
@@ -987,15 +1093,16 @@
         </w:tc>
         <w:tc>
           <w:tcPr>
-            <w:tcW w:type="dxa" w:w="3202"/>
+            <w:tcW w:type="dxa" w:w="2592"/>
             <w:vAlign w:val="center"/>
+            <w:tcW w:w="2592" w:type="dxa"/>
             <w:tcMar>
-              <w:top w:w="120" w:type="dxa"/>
-              <w:bottom w:w="120" w:type="dxa"/>
-              <w:left w:w="160" w:type="dxa"/>
-              <w:right w:w="160" w:type="dxa"/>
+              <w:top w:w="80" w:type="dxa"/>
+              <w:bottom w:w="80" w:type="dxa"/>
+              <w:left w:w="100" w:type="dxa"/>
+              <w:right w:w="100" w:type="dxa"/>
             </w:tcMar>
-            <w:shd w:fill="F8FAFC"/>
+            <w:shd w:fill="FFFFFF"/>
           </w:tcPr>
           <w:p>
             <w:r/>
@@ -1012,15 +1119,16 @@
         </w:tc>
         <w:tc>
           <w:tcPr>
-            <w:tcW w:type="dxa" w:w="3202"/>
+            <w:tcW w:type="dxa" w:w="3557"/>
             <w:vAlign w:val="center"/>
+            <w:tcW w:w="3556" w:type="dxa"/>
             <w:tcMar>
-              <w:top w:w="120" w:type="dxa"/>
-              <w:bottom w:w="120" w:type="dxa"/>
-              <w:left w:w="160" w:type="dxa"/>
-              <w:right w:w="160" w:type="dxa"/>
+              <w:top w:w="80" w:type="dxa"/>
+              <w:bottom w:w="80" w:type="dxa"/>
+              <w:left w:w="100" w:type="dxa"/>
+              <w:right w:w="100" w:type="dxa"/>
             </w:tcMar>
-            <w:shd w:fill="F8FAFC"/>
+            <w:shd w:fill="FFFFFF"/>
           </w:tcPr>
           <w:p>
             <w:r/>
@@ -1037,17 +1145,21 @@
         </w:tc>
       </w:tr>
       <w:tr>
+        <w:trPr>
+          <w:cantSplit/>
+        </w:trPr>
         <w:tc>
           <w:tcPr>
-            <w:tcW w:type="dxa" w:w="3202"/>
+            <w:tcW w:type="dxa" w:w="3600"/>
             <w:vAlign w:val="center"/>
+            <w:tcW w:w="3600" w:type="dxa"/>
             <w:tcMar>
-              <w:top w:w="120" w:type="dxa"/>
-              <w:bottom w:w="120" w:type="dxa"/>
-              <w:left w:w="160" w:type="dxa"/>
-              <w:right w:w="160" w:type="dxa"/>
+              <w:top w:w="80" w:type="dxa"/>
+              <w:bottom w:w="80" w:type="dxa"/>
+              <w:left w:w="100" w:type="dxa"/>
+              <w:right w:w="100" w:type="dxa"/>
             </w:tcMar>
-            <w:shd w:fill="FFFFFF"/>
+            <w:shd w:fill="FAFAFA"/>
           </w:tcPr>
           <w:p>
             <w:r/>
@@ -1064,15 +1176,16 @@
         </w:tc>
         <w:tc>
           <w:tcPr>
-            <w:tcW w:type="dxa" w:w="3202"/>
+            <w:tcW w:type="dxa" w:w="2592"/>
             <w:vAlign w:val="center"/>
+            <w:tcW w:w="2592" w:type="dxa"/>
             <w:tcMar>
-              <w:top w:w="120" w:type="dxa"/>
-              <w:bottom w:w="120" w:type="dxa"/>
-              <w:left w:w="160" w:type="dxa"/>
-              <w:right w:w="160" w:type="dxa"/>
+              <w:top w:w="80" w:type="dxa"/>
+              <w:bottom w:w="80" w:type="dxa"/>
+              <w:left w:w="100" w:type="dxa"/>
+              <w:right w:w="100" w:type="dxa"/>
             </w:tcMar>
-            <w:shd w:fill="FFFFFF"/>
+            <w:shd w:fill="FAFAFA"/>
           </w:tcPr>
           <w:p>
             <w:r/>
@@ -1089,15 +1202,16 @@
         </w:tc>
         <w:tc>
           <w:tcPr>
-            <w:tcW w:type="dxa" w:w="3202"/>
+            <w:tcW w:type="dxa" w:w="3557"/>
             <w:vAlign w:val="center"/>
+            <w:tcW w:w="3556" w:type="dxa"/>
             <w:tcMar>
-              <w:top w:w="120" w:type="dxa"/>
-              <w:bottom w:w="120" w:type="dxa"/>
-              <w:left w:w="160" w:type="dxa"/>
-              <w:right w:w="160" w:type="dxa"/>
+              <w:top w:w="80" w:type="dxa"/>
+              <w:bottom w:w="80" w:type="dxa"/>
+              <w:left w:w="100" w:type="dxa"/>
+              <w:right w:w="100" w:type="dxa"/>
             </w:tcMar>
-            <w:shd w:fill="FFFFFF"/>
+            <w:shd w:fill="FAFAFA"/>
           </w:tcPr>
           <w:p>
             <w:r/>
@@ -1114,17 +1228,21 @@
         </w:tc>
       </w:tr>
       <w:tr>
+        <w:trPr>
+          <w:cantSplit/>
+        </w:trPr>
         <w:tc>
           <w:tcPr>
-            <w:tcW w:type="dxa" w:w="3202"/>
+            <w:tcW w:type="dxa" w:w="3600"/>
             <w:vAlign w:val="center"/>
+            <w:tcW w:w="3600" w:type="dxa"/>
             <w:tcMar>
-              <w:top w:w="120" w:type="dxa"/>
-              <w:bottom w:w="120" w:type="dxa"/>
-              <w:left w:w="160" w:type="dxa"/>
-              <w:right w:w="160" w:type="dxa"/>
+              <w:top w:w="80" w:type="dxa"/>
+              <w:bottom w:w="80" w:type="dxa"/>
+              <w:left w:w="100" w:type="dxa"/>
+              <w:right w:w="100" w:type="dxa"/>
             </w:tcMar>
-            <w:shd w:fill="F8FAFC"/>
+            <w:shd w:fill="FFFFFF"/>
           </w:tcPr>
           <w:p>
             <w:r/>
@@ -1144,15 +1262,16 @@
         </w:tc>
         <w:tc>
           <w:tcPr>
-            <w:tcW w:type="dxa" w:w="3202"/>
+            <w:tcW w:type="dxa" w:w="2592"/>
             <w:vAlign w:val="center"/>
+            <w:tcW w:w="2592" w:type="dxa"/>
             <w:tcMar>
-              <w:top w:w="120" w:type="dxa"/>
-              <w:bottom w:w="120" w:type="dxa"/>
-              <w:left w:w="160" w:type="dxa"/>
-              <w:right w:w="160" w:type="dxa"/>
+              <w:top w:w="80" w:type="dxa"/>
+              <w:bottom w:w="80" w:type="dxa"/>
+              <w:left w:w="100" w:type="dxa"/>
+              <w:right w:w="100" w:type="dxa"/>
             </w:tcMar>
-            <w:shd w:fill="F8FAFC"/>
+            <w:shd w:fill="FFFFFF"/>
           </w:tcPr>
           <w:p>
             <w:r/>
@@ -1172,15 +1291,16 @@
         </w:tc>
         <w:tc>
           <w:tcPr>
-            <w:tcW w:type="dxa" w:w="3202"/>
+            <w:tcW w:type="dxa" w:w="3557"/>
             <w:vAlign w:val="center"/>
+            <w:tcW w:w="3556" w:type="dxa"/>
             <w:tcMar>
-              <w:top w:w="120" w:type="dxa"/>
-              <w:bottom w:w="120" w:type="dxa"/>
-              <w:left w:w="160" w:type="dxa"/>
-              <w:right w:w="160" w:type="dxa"/>
+              <w:top w:w="80" w:type="dxa"/>
+              <w:bottom w:w="80" w:type="dxa"/>
+              <w:left w:w="100" w:type="dxa"/>
+              <w:right w:w="100" w:type="dxa"/>
             </w:tcMar>
-            <w:shd w:fill="F8FAFC"/>
+            <w:shd w:fill="FFFFFF"/>
           </w:tcPr>
           <w:p>
             <w:r/>
@@ -1200,17 +1320,21 @@
         </w:tc>
       </w:tr>
       <w:tr>
+        <w:trPr>
+          <w:cantSplit/>
+        </w:trPr>
         <w:tc>
           <w:tcPr>
-            <w:tcW w:type="dxa" w:w="3202"/>
+            <w:tcW w:type="dxa" w:w="3600"/>
             <w:vAlign w:val="center"/>
+            <w:tcW w:w="3600" w:type="dxa"/>
             <w:tcMar>
-              <w:top w:w="120" w:type="dxa"/>
-              <w:bottom w:w="120" w:type="dxa"/>
-              <w:left w:w="160" w:type="dxa"/>
-              <w:right w:w="160" w:type="dxa"/>
+              <w:top w:w="80" w:type="dxa"/>
+              <w:bottom w:w="80" w:type="dxa"/>
+              <w:left w:w="100" w:type="dxa"/>
+              <w:right w:w="100" w:type="dxa"/>
             </w:tcMar>
-            <w:shd w:fill="FFFFFF"/>
+            <w:shd w:fill="FAFAFA"/>
           </w:tcPr>
           <w:p>
             <w:r/>
@@ -1230,15 +1354,16 @@
         </w:tc>
         <w:tc>
           <w:tcPr>
-            <w:tcW w:type="dxa" w:w="3202"/>
+            <w:tcW w:type="dxa" w:w="2592"/>
             <w:vAlign w:val="center"/>
+            <w:tcW w:w="2592" w:type="dxa"/>
             <w:tcMar>
-              <w:top w:w="120" w:type="dxa"/>
-              <w:bottom w:w="120" w:type="dxa"/>
-              <w:left w:w="160" w:type="dxa"/>
-              <w:right w:w="160" w:type="dxa"/>
+              <w:top w:w="80" w:type="dxa"/>
+              <w:bottom w:w="80" w:type="dxa"/>
+              <w:left w:w="100" w:type="dxa"/>
+              <w:right w:w="100" w:type="dxa"/>
             </w:tcMar>
-            <w:shd w:fill="FFFFFF"/>
+            <w:shd w:fill="FAFAFA"/>
           </w:tcPr>
           <w:p>
             <w:r/>
@@ -1258,15 +1383,16 @@
         </w:tc>
         <w:tc>
           <w:tcPr>
-            <w:tcW w:type="dxa" w:w="3202"/>
+            <w:tcW w:type="dxa" w:w="3557"/>
             <w:vAlign w:val="center"/>
+            <w:tcW w:w="3556" w:type="dxa"/>
             <w:tcMar>
-              <w:top w:w="120" w:type="dxa"/>
-              <w:bottom w:w="120" w:type="dxa"/>
-              <w:left w:w="160" w:type="dxa"/>
-              <w:right w:w="160" w:type="dxa"/>
+              <w:top w:w="80" w:type="dxa"/>
+              <w:bottom w:w="80" w:type="dxa"/>
+              <w:left w:w="100" w:type="dxa"/>
+              <w:right w:w="100" w:type="dxa"/>
             </w:tcMar>
-            <w:shd w:fill="FFFFFF"/>
+            <w:shd w:fill="FAFAFA"/>
           </w:tcPr>
           <w:p>
             <w:r/>
@@ -1293,8 +1419,8 @@
     </w:p>
     <w:p>
       <w:pPr>
-        <w:spacing w:after="80" w:before="0" w:line="276" w:lineRule="auto"/>
-        <w:jc w:val="left"/>
+        <w:spacing w:before="20" w:after="60" w:line="276" w:lineRule="auto"/>
+        <w:jc w:val="both"/>
       </w:pPr>
       <w:r>
         <w:rPr>
@@ -1305,33 +1431,22 @@
     </w:p>
     <w:p>
       <w:pPr>
-        <w:spacing w:after="120" w:before="80"/>
-      </w:pPr>
-      <w:r>
-        <w:rPr>
-          <w:color w:val="CBD5E1"/>
-        </w:rPr>
-        <w:t>―――――――――――――――――――――――――――――――――――――――――――――――――――――――</w:t>
-      </w:r>
-    </w:p>
-    <w:p>
-      <w:pPr>
-        <w:spacing w:before="160" w:after="60"/>
+        <w:spacing w:before="180" w:after="60" w:line="276" w:lineRule="auto"/>
+        <w:jc w:val="left"/>
       </w:pPr>
       <w:r>
         <w:rPr>
           <w:b/>
-          <w:color w:val="0D7647"/>
-          <w:sz w:val="23"/>
+          <w:color w:val="0F172A"/>
+          <w:sz w:val="22"/>
         </w:rPr>
         <w:t>ĐIỀU 3. CAM KẾT HOÀN TẤT VÀ GIẢI PHÓNG NGHĨA VỤ (FULL RELEASE)</w:t>
       </w:r>
     </w:p>
     <w:p>
       <w:pPr>
-        <w:spacing w:after="60" w:before="20" w:line="276" w:lineRule="auto"/>
-        <w:ind w:left="288"/>
-        <w:jc w:val="left"/>
+        <w:spacing w:before="20" w:after="60" w:line="276" w:lineRule="auto"/>
+        <w:jc w:val="both"/>
       </w:pPr>
       <w:r>
         <w:t xml:space="preserve">1. </w:t>
@@ -1366,9 +1481,8 @@
     </w:p>
     <w:p>
       <w:pPr>
-        <w:spacing w:after="60" w:before="20" w:line="276" w:lineRule="auto"/>
-        <w:ind w:left="288"/>
-        <w:jc w:val="left"/>
+        <w:spacing w:before="20" w:after="60" w:line="276" w:lineRule="auto"/>
+        <w:jc w:val="both"/>
       </w:pPr>
       <w:r>
         <w:t xml:space="preserve">2. </w:t>
@@ -1385,29 +1499,28 @@
     </w:p>
     <w:p>
       <w:pPr>
-        <w:spacing w:after="60" w:before="20" w:line="276" w:lineRule="auto"/>
+        <w:spacing w:before="20" w:after="40" w:line="276" w:lineRule="auto"/>
         <w:ind w:left="360"/>
-        <w:jc w:val="left"/>
+        <w:jc w:val="both"/>
       </w:pPr>
       <w:r>
-        <w:t>•  Hợp đồng Dịch vụ Khung (MSA) và Đơn hàng liên quan chính thức hết hiệu lực và được thanh lý hoàn toàn;</w:t>
+        <w:t>Hợp đồng Dịch vụ Khung (MSA) và Đơn hàng liên quan chính thức hết hiệu lực và được thanh lý hoàn toàn;</w:t>
       </w:r>
     </w:p>
     <w:p>
       <w:pPr>
-        <w:spacing w:after="60" w:before="20" w:line="276" w:lineRule="auto"/>
+        <w:spacing w:before="20" w:after="40" w:line="276" w:lineRule="auto"/>
         <w:ind w:left="360"/>
-        <w:jc w:val="left"/>
+        <w:jc w:val="both"/>
       </w:pPr>
       <w:r>
-        <w:t>•  Hai Bên xác nhận đã hoàn thành mọi quyền và nghĩa vụ đối với nhau, không còn bất kỳ quyền khiếu nại, khiếu kiện, đòi bồi thường thiệt hại hay yêu cầu tài chính nào khác phát sinh từ hợp đồng này;</w:t>
+        <w:t>Hai Bên xác nhận đã hoàn thành mọi quyền và nghĩa vụ đối với nhau, không còn bất kỳ quyền khiếu nại, khiếu kiện, đòi bồi thường thiệt hại hay yêu cầu tài chính nào khác phát sinh từ hợp đồng này;</w:t>
       </w:r>
     </w:p>
     <w:p>
       <w:pPr>
-        <w:spacing w:after="60" w:before="20" w:line="276" w:lineRule="auto"/>
-        <w:ind w:left="288"/>
-        <w:jc w:val="left"/>
+        <w:spacing w:before="20" w:after="60" w:line="276" w:lineRule="auto"/>
+        <w:jc w:val="both"/>
       </w:pPr>
       <w:r>
         <w:t xml:space="preserve">3. </w:t>
@@ -1424,18 +1537,17 @@
     </w:p>
     <w:p>
       <w:pPr>
-        <w:spacing w:after="60" w:before="20" w:line="276" w:lineRule="auto"/>
+        <w:spacing w:before="20" w:after="40" w:line="276" w:lineRule="auto"/>
         <w:ind w:left="360"/>
-        <w:jc w:val="left"/>
+        <w:jc w:val="both"/>
       </w:pPr>
       <w:r>
-        <w:t xml:space="preserve">•  Nghĩa vụ Bảo mật thông tin (theo Thỏa thuận NDA </w:t>
+        <w:t xml:space="preserve">Nghĩa vụ Bảo mật thông tin (theo Thỏa thuận NDA </w:t>
       </w:r>
       <w:r>
         <w:rPr>
           <w:rFonts w:ascii="Consolas" w:hAnsi="Consolas"/>
-          <w:color w:val="B42828"/>
-          <w:sz w:val="20"/>
+          <w:sz w:val="19"/>
         </w:rPr>
         <w:t>LM-SEC-NDA-01</w:t>
       </w:r>
@@ -1445,18 +1557,17 @@
     </w:p>
     <w:p>
       <w:pPr>
-        <w:spacing w:after="60" w:before="20" w:line="276" w:lineRule="auto"/>
+        <w:spacing w:before="20" w:after="40" w:line="276" w:lineRule="auto"/>
         <w:ind w:left="360"/>
-        <w:jc w:val="left"/>
+        <w:jc w:val="both"/>
       </w:pPr>
       <w:r>
-        <w:t xml:space="preserve">•  Nghĩa vụ Bảo vệ dữ liệu cá nhân (theo Thỏa thuận DPA </w:t>
+        <w:t xml:space="preserve">Nghĩa vụ Bảo vệ dữ liệu cá nhân (theo Thỏa thuận DPA </w:t>
       </w:r>
       <w:r>
         <w:rPr>
           <w:rFonts w:ascii="Consolas" w:hAnsi="Consolas"/>
-          <w:color w:val="B42828"/>
-          <w:sz w:val="20"/>
+          <w:sz w:val="19"/>
         </w:rPr>
         <w:t>LM-PDP-DPA-10</w:t>
       </w:r>
@@ -1466,18 +1577,17 @@
     </w:p>
     <w:p>
       <w:pPr>
-        <w:spacing w:after="60" w:before="20" w:line="276" w:lineRule="auto"/>
+        <w:spacing w:before="20" w:after="40" w:line="276" w:lineRule="auto"/>
         <w:ind w:left="360"/>
-        <w:jc w:val="left"/>
+        <w:jc w:val="both"/>
       </w:pPr>
       <w:r>
-        <w:t xml:space="preserve">•  Quyền Sở hữu trí tuệ và Giấy phép sử dụng mã nguồn (theo Phụ lục SHTT </w:t>
+        <w:t xml:space="preserve">Quyền Sở hữu trí tuệ và Giấy phép sử dụng mã nguồn (theo Phụ lục SHTT </w:t>
       </w:r>
       <w:r>
         <w:rPr>
           <w:rFonts w:ascii="Consolas" w:hAnsi="Consolas"/>
-          <w:color w:val="B42828"/>
-          <w:sz w:val="20"/>
+          <w:sz w:val="19"/>
         </w:rPr>
         <w:t>LM-IP-APP-12</w:t>
       </w:r>
@@ -1487,18 +1597,17 @@
     </w:p>
     <w:p>
       <w:pPr>
-        <w:spacing w:after="60" w:before="20" w:line="276" w:lineRule="auto"/>
+        <w:spacing w:before="20" w:after="40" w:line="276" w:lineRule="auto"/>
         <w:ind w:left="360"/>
-        <w:jc w:val="left"/>
+        <w:jc w:val="both"/>
       </w:pPr>
       <w:r>
-        <w:t>•  Trách nhiệm bảo hành kỹ thuật theo thời hạn quy định tại Thỏa thuận SLA (</w:t>
+        <w:t>Trách nhiệm bảo hành kỹ thuật theo thời hạn quy định tại Thỏa thuận SLA (</w:t>
       </w:r>
       <w:r>
         <w:rPr>
           <w:rFonts w:ascii="Consolas" w:hAnsi="Consolas"/>
-          <w:color w:val="B42828"/>
-          <w:sz w:val="20"/>
+          <w:sz w:val="19"/>
         </w:rPr>
         <w:t>LM-OPS-SLA-14</w:t>
       </w:r>
@@ -1508,8 +1617,8 @@
     </w:p>
     <w:p>
       <w:pPr>
-        <w:spacing w:after="80" w:before="0" w:line="276" w:lineRule="auto"/>
-        <w:jc w:val="left"/>
+        <w:spacing w:before="20" w:after="60" w:line="276" w:lineRule="auto"/>
+        <w:jc w:val="both"/>
       </w:pPr>
       <w:r>
         <w:t>Biên bản thanh lý này được lập thành 02 (hai) bản gốc bằng tiếng Việt có giá trị pháp lý như nhau, mỗi Bên giữ 01 (một) bản làm căn cứ hoàn tất thủ tục lưu trữ hồ sơ thuế và đóng dự án.</w:t>
@@ -1517,24 +1626,14 @@
     </w:p>
     <w:p>
       <w:pPr>
-        <w:spacing w:after="120" w:before="80"/>
-      </w:pPr>
-      <w:r>
-        <w:rPr>
-          <w:color w:val="CBD5E1"/>
-        </w:rPr>
-        <w:t>―――――――――――――――――――――――――――――――――――――――――――――――――――――――</w:t>
-      </w:r>
-    </w:p>
-    <w:p>
-      <w:pPr>
-        <w:spacing w:before="160" w:after="60"/>
+        <w:spacing w:before="180" w:after="60" w:line="276" w:lineRule="auto"/>
+        <w:jc w:val="left"/>
       </w:pPr>
       <w:r>
         <w:rPr>
           <w:b/>
-          <w:color w:val="0D7647"/>
-          <w:sz w:val="23"/>
+          <w:color w:val="0F172A"/>
+          <w:sz w:val="22"/>
         </w:rPr>
         <w:t>ĐẠI DIỆN HỢP PHÁP CỦA HAI BÊN:</w:t>
       </w:r>
@@ -1554,21 +1653,25 @@
         </w:tblBorders>
       </w:tblPr>
       <w:tblGrid>
-        <w:gridCol w:w="4802"/>
-        <w:gridCol w:w="4802"/>
+        <w:gridCol w:w="4874"/>
+        <w:gridCol w:w="4874"/>
       </w:tblGrid>
       <w:tr>
+        <w:trPr>
+          <w:cantSplit/>
+        </w:trPr>
         <w:tc>
           <w:tcPr>
-            <w:tcW w:type="dxa" w:w="4802"/>
+            <w:tcW w:type="dxa" w:w="4867"/>
             <w:vAlign w:val="center"/>
+            <w:tcW w:w="4867" w:type="dxa"/>
             <w:tcMar>
-              <w:top w:w="120" w:type="dxa"/>
-              <w:bottom w:w="120" w:type="dxa"/>
-              <w:left w:w="160" w:type="dxa"/>
-              <w:right w:w="160" w:type="dxa"/>
+              <w:top w:w="90" w:type="dxa"/>
+              <w:bottom w:w="90" w:type="dxa"/>
+              <w:left w:w="100" w:type="dxa"/>
+              <w:right w:w="100" w:type="dxa"/>
             </w:tcMar>
-            <w:shd w:fill="EDF7F1"/>
+            <w:shd w:fill="F8FAFC"/>
           </w:tcPr>
           <w:p>
             <w:r/>
@@ -1581,7 +1684,7 @@
             <w:r>
               <w:rPr>
                 <w:b/>
-                <w:color w:val="0D7647"/>
+                <w:sz w:val="20"/>
               </w:rPr>
               <w:t>ĐẠI DIỆN BÊN A (KHÁCH HÀNG)</w:t>
             </w:r>
@@ -1589,15 +1692,16 @@
         </w:tc>
         <w:tc>
           <w:tcPr>
-            <w:tcW w:type="dxa" w:w="4802"/>
+            <w:tcW w:type="dxa" w:w="4882"/>
             <w:vAlign w:val="center"/>
+            <w:tcW w:w="4881" w:type="dxa"/>
             <w:tcMar>
-              <w:top w:w="120" w:type="dxa"/>
-              <w:bottom w:w="120" w:type="dxa"/>
-              <w:left w:w="160" w:type="dxa"/>
-              <w:right w:w="160" w:type="dxa"/>
+              <w:top w:w="90" w:type="dxa"/>
+              <w:bottom w:w="90" w:type="dxa"/>
+              <w:left w:w="100" w:type="dxa"/>
+              <w:right w:w="100" w:type="dxa"/>
             </w:tcMar>
-            <w:shd w:fill="EDF7F1"/>
+            <w:shd w:fill="F8FAFC"/>
           </w:tcPr>
           <w:p>
             <w:r/>
@@ -1610,7 +1714,7 @@
             <w:r>
               <w:rPr>
                 <w:b/>
-                <w:color w:val="0D7647"/>
+                <w:sz w:val="20"/>
               </w:rPr>
               <w:t>ĐẠI DIỆN BÊN B (LOCALMATE)</w:t>
             </w:r>
@@ -1618,17 +1722,21 @@
         </w:tc>
       </w:tr>
       <w:tr>
+        <w:trPr>
+          <w:cantSplit/>
+        </w:trPr>
         <w:tc>
           <w:tcPr>
-            <w:tcW w:type="dxa" w:w="4802"/>
+            <w:tcW w:type="dxa" w:w="4867"/>
             <w:vAlign w:val="center"/>
+            <w:tcW w:w="4867" w:type="dxa"/>
             <w:tcMar>
-              <w:top w:w="120" w:type="dxa"/>
-              <w:bottom w:w="120" w:type="dxa"/>
-              <w:left w:w="160" w:type="dxa"/>
-              <w:right w:w="160" w:type="dxa"/>
+              <w:top w:w="80" w:type="dxa"/>
+              <w:bottom w:w="80" w:type="dxa"/>
+              <w:left w:w="100" w:type="dxa"/>
+              <w:right w:w="100" w:type="dxa"/>
             </w:tcMar>
-            <w:shd w:fill="F8FAFC"/>
+            <w:shd w:fill="FFFFFF"/>
           </w:tcPr>
           <w:p>
             <w:r/>
@@ -1648,15 +1756,16 @@
         </w:tc>
         <w:tc>
           <w:tcPr>
-            <w:tcW w:type="dxa" w:w="4802"/>
+            <w:tcW w:type="dxa" w:w="4882"/>
             <w:vAlign w:val="center"/>
+            <w:tcW w:w="4881" w:type="dxa"/>
             <w:tcMar>
-              <w:top w:w="120" w:type="dxa"/>
-              <w:bottom w:w="120" w:type="dxa"/>
-              <w:left w:w="160" w:type="dxa"/>
-              <w:right w:w="160" w:type="dxa"/>
+              <w:top w:w="80" w:type="dxa"/>
+              <w:bottom w:w="80" w:type="dxa"/>
+              <w:left w:w="100" w:type="dxa"/>
+              <w:right w:w="100" w:type="dxa"/>
             </w:tcMar>
-            <w:shd w:fill="F8FAFC"/>
+            <w:shd w:fill="FFFFFF"/>
           </w:tcPr>
           <w:p>
             <w:r/>
@@ -1676,99 +1785,60 @@
         </w:tc>
       </w:tr>
       <w:tr>
+        <w:trPr>
+          <w:cantSplit/>
+        </w:trPr>
         <w:tc>
           <w:tcPr>
-            <w:tcW w:type="dxa" w:w="4802"/>
+            <w:tcW w:type="dxa" w:w="4867"/>
             <w:vAlign w:val="center"/>
+            <w:tcW w:w="4867" w:type="dxa"/>
             <w:tcMar>
-              <w:top w:w="120" w:type="dxa"/>
-              <w:bottom w:w="120" w:type="dxa"/>
-              <w:left w:w="160" w:type="dxa"/>
-              <w:right w:w="160" w:type="dxa"/>
+              <w:top w:w="80" w:type="dxa"/>
+              <w:bottom w:w="80" w:type="dxa"/>
+              <w:left w:w="100" w:type="dxa"/>
+              <w:right w:w="100" w:type="dxa"/>
             </w:tcMar>
-            <w:shd w:fill="FFFFFF"/>
+            <w:shd w:fill="FAFAFA"/>
           </w:tcPr>
           <w:p>
             <w:r/>
           </w:p>
-          <w:p>
-            <w:pPr>
-              <w:spacing w:before="0" w:after="40" w:line="276" w:lineRule="auto"/>
-              <w:jc w:val="left"/>
-            </w:pPr>
-          </w:p>
-          <w:p>
-            <w:pPr>
-              <w:spacing w:before="0" w:after="40" w:line="276" w:lineRule="auto"/>
-              <w:jc w:val="left"/>
-            </w:pPr>
-          </w:p>
-          <w:p>
-            <w:pPr>
-              <w:spacing w:before="0" w:after="40" w:line="276" w:lineRule="auto"/>
-              <w:jc w:val="left"/>
-            </w:pPr>
-          </w:p>
-          <w:p>
-            <w:pPr>
-              <w:spacing w:before="0" w:after="40" w:line="276" w:lineRule="auto"/>
-              <w:jc w:val="left"/>
-            </w:pPr>
-          </w:p>
         </w:tc>
         <w:tc>
           <w:tcPr>
-            <w:tcW w:type="dxa" w:w="4802"/>
+            <w:tcW w:type="dxa" w:w="4882"/>
             <w:vAlign w:val="center"/>
+            <w:tcW w:w="4881" w:type="dxa"/>
             <w:tcMar>
-              <w:top w:w="120" w:type="dxa"/>
-              <w:bottom w:w="120" w:type="dxa"/>
-              <w:left w:w="160" w:type="dxa"/>
-              <w:right w:w="160" w:type="dxa"/>
+              <w:top w:w="80" w:type="dxa"/>
+              <w:bottom w:w="80" w:type="dxa"/>
+              <w:left w:w="100" w:type="dxa"/>
+              <w:right w:w="100" w:type="dxa"/>
             </w:tcMar>
-            <w:shd w:fill="FFFFFF"/>
+            <w:shd w:fill="FAFAFA"/>
           </w:tcPr>
           <w:p>
             <w:r/>
           </w:p>
-          <w:p>
-            <w:pPr>
-              <w:spacing w:before="0" w:after="40" w:line="276" w:lineRule="auto"/>
-              <w:jc w:val="left"/>
-            </w:pPr>
-          </w:p>
-          <w:p>
-            <w:pPr>
-              <w:spacing w:before="0" w:after="40" w:line="276" w:lineRule="auto"/>
-              <w:jc w:val="left"/>
-            </w:pPr>
-          </w:p>
-          <w:p>
-            <w:pPr>
-              <w:spacing w:before="0" w:after="40" w:line="276" w:lineRule="auto"/>
-              <w:jc w:val="left"/>
-            </w:pPr>
-          </w:p>
-          <w:p>
-            <w:pPr>
-              <w:spacing w:before="0" w:after="40" w:line="276" w:lineRule="auto"/>
-              <w:jc w:val="left"/>
-            </w:pPr>
-          </w:p>
         </w:tc>
       </w:tr>
       <w:tr>
+        <w:trPr>
+          <w:cantSplit/>
+        </w:trPr>
         <w:tc>
           <w:tcPr>
-            <w:tcW w:type="dxa" w:w="4802"/>
+            <w:tcW w:type="dxa" w:w="4867"/>
             <w:vAlign w:val="center"/>
+            <w:tcW w:w="4867" w:type="dxa"/>
             <w:tcMar>
-              <w:top w:w="120" w:type="dxa"/>
-              <w:bottom w:w="120" w:type="dxa"/>
-              <w:left w:w="160" w:type="dxa"/>
-              <w:right w:w="160" w:type="dxa"/>
+              <w:top w:w="80" w:type="dxa"/>
+              <w:bottom w:w="80" w:type="dxa"/>
+              <w:left w:w="100" w:type="dxa"/>
+              <w:right w:w="100" w:type="dxa"/>
             </w:tcMar>
-            <w:shd w:fill="F8FAFC"/>
+            <w:shd w:fill="FFFFFF"/>
           </w:tcPr>
           <w:p>
             <w:r/>
@@ -1791,15 +1861,16 @@
         </w:tc>
         <w:tc>
           <w:tcPr>
-            <w:tcW w:type="dxa" w:w="4802"/>
+            <w:tcW w:type="dxa" w:w="4882"/>
             <w:vAlign w:val="center"/>
+            <w:tcW w:w="4881" w:type="dxa"/>
             <w:tcMar>
-              <w:top w:w="120" w:type="dxa"/>
-              <w:bottom w:w="120" w:type="dxa"/>
-              <w:left w:w="160" w:type="dxa"/>
-              <w:right w:w="160" w:type="dxa"/>
+              <w:top w:w="80" w:type="dxa"/>
+              <w:bottom w:w="80" w:type="dxa"/>
+              <w:left w:w="100" w:type="dxa"/>
+              <w:right w:w="100" w:type="dxa"/>
             </w:tcMar>
-            <w:shd w:fill="F8FAFC"/>
+            <w:shd w:fill="FFFFFF"/>
           </w:tcPr>
           <w:p>
             <w:r/>
@@ -1822,17 +1893,21 @@
         </w:tc>
       </w:tr>
       <w:tr>
+        <w:trPr>
+          <w:cantSplit/>
+        </w:trPr>
         <w:tc>
           <w:tcPr>
-            <w:tcW w:type="dxa" w:w="4802"/>
+            <w:tcW w:type="dxa" w:w="4867"/>
             <w:vAlign w:val="center"/>
+            <w:tcW w:w="4867" w:type="dxa"/>
             <w:tcMar>
-              <w:top w:w="120" w:type="dxa"/>
-              <w:bottom w:w="120" w:type="dxa"/>
-              <w:left w:w="160" w:type="dxa"/>
-              <w:right w:w="160" w:type="dxa"/>
+              <w:top w:w="80" w:type="dxa"/>
+              <w:bottom w:w="80" w:type="dxa"/>
+              <w:left w:w="100" w:type="dxa"/>
+              <w:right w:w="100" w:type="dxa"/>
             </w:tcMar>
-            <w:shd w:fill="FFFFFF"/>
+            <w:shd w:fill="FAFAFA"/>
           </w:tcPr>
           <w:p>
             <w:r/>
@@ -1855,15 +1930,16 @@
         </w:tc>
         <w:tc>
           <w:tcPr>
-            <w:tcW w:type="dxa" w:w="4802"/>
+            <w:tcW w:type="dxa" w:w="4882"/>
             <w:vAlign w:val="center"/>
+            <w:tcW w:w="4881" w:type="dxa"/>
             <w:tcMar>
-              <w:top w:w="120" w:type="dxa"/>
-              <w:bottom w:w="120" w:type="dxa"/>
-              <w:left w:w="160" w:type="dxa"/>
-              <w:right w:w="160" w:type="dxa"/>
+              <w:top w:w="80" w:type="dxa"/>
+              <w:bottom w:w="80" w:type="dxa"/>
+              <w:left w:w="100" w:type="dxa"/>
+              <w:right w:w="100" w:type="dxa"/>
             </w:tcMar>
-            <w:shd w:fill="FFFFFF"/>
+            <w:shd w:fill="FAFAFA"/>
           </w:tcPr>
           <w:p>
             <w:r/>
@@ -1886,17 +1962,21 @@
         </w:tc>
       </w:tr>
       <w:tr>
+        <w:trPr>
+          <w:cantSplit/>
+        </w:trPr>
         <w:tc>
           <w:tcPr>
-            <w:tcW w:type="dxa" w:w="4802"/>
+            <w:tcW w:type="dxa" w:w="4867"/>
             <w:vAlign w:val="center"/>
+            <w:tcW w:w="4867" w:type="dxa"/>
             <w:tcMar>
-              <w:top w:w="120" w:type="dxa"/>
-              <w:bottom w:w="120" w:type="dxa"/>
-              <w:left w:w="160" w:type="dxa"/>
-              <w:right w:w="160" w:type="dxa"/>
+              <w:top w:w="80" w:type="dxa"/>
+              <w:bottom w:w="80" w:type="dxa"/>
+              <w:left w:w="100" w:type="dxa"/>
+              <w:right w:w="100" w:type="dxa"/>
             </w:tcMar>
-            <w:shd w:fill="F8FAFC"/>
+            <w:shd w:fill="FFFFFF"/>
           </w:tcPr>
           <w:p>
             <w:r/>
@@ -1919,15 +1999,16 @@
         </w:tc>
         <w:tc>
           <w:tcPr>
-            <w:tcW w:type="dxa" w:w="4802"/>
+            <w:tcW w:type="dxa" w:w="4882"/>
             <w:vAlign w:val="center"/>
+            <w:tcW w:w="4881" w:type="dxa"/>
             <w:tcMar>
-              <w:top w:w="120" w:type="dxa"/>
-              <w:bottom w:w="120" w:type="dxa"/>
-              <w:left w:w="160" w:type="dxa"/>
-              <w:right w:w="160" w:type="dxa"/>
+              <w:top w:w="80" w:type="dxa"/>
+              <w:bottom w:w="80" w:type="dxa"/>
+              <w:left w:w="100" w:type="dxa"/>
+              <w:right w:w="100" w:type="dxa"/>
             </w:tcMar>
-            <w:shd w:fill="F8FAFC"/>
+            <w:shd w:fill="FFFFFF"/>
           </w:tcPr>
           <w:p>
             <w:r/>
@@ -1957,7 +2038,7 @@
     </w:p>
     <w:sectPr>
       <w:pgSz w:w="11909" w:h="16834"/>
-      <w:pgMar w:top="1152" w:right="1152" w:bottom="1152" w:left="1152" w:header="720" w:footer="720" w:gutter="0"/>
+      <w:pgMar w:top="1138" w:right="936" w:bottom="1138" w:left="1224" w:header="720" w:footer="720" w:gutter="0"/>
       <w:cols w:space="720"/>
       <w:docGrid w:linePitch="360"/>
     </w:sectPr>
@@ -2330,7 +2411,7 @@
     <w:rsid w:val="00FC693F"/>
     <w:rPr>
       <w:rFonts w:ascii="Times New Roman" w:hAnsi="Times New Roman"/>
-      <w:color w:val="1E293B"/>
+      <w:color w:val="0F172A"/>
       <w:sz w:val="22"/>
     </w:rPr>
   </w:style>
